--- a/docs/reporte_equipo.docx
+++ b/docs/reporte_equipo.docx
@@ -3,32 +3,260 @@
 <w:document xmlns:wpc="http://schemas.microsoft.com/office/word/2010/wordprocessingCanvas" xmlns:mo="http://schemas.microsoft.com/office/mac/office/2008/main" xmlns:mc="http://schemas.openxmlformats.org/markup-compatibility/2006" xmlns:mv="urn:schemas-microsoft-com:mac:vml" xmlns:o="urn:schemas-microsoft-com:office:office" xmlns:r="http://schemas.openxmlformats.org/officeDocument/2006/relationships" xmlns:m="http://schemas.openxmlformats.org/officeDocument/2006/math" xmlns:v="urn:schemas-microsoft-com:vml" xmlns:wp14="http://schemas.microsoft.com/office/word/2010/wordprocessingDrawing" xmlns:wp="http://schemas.openxmlformats.org/drawingml/2006/wordprocessingDrawing" xmlns:w10="urn:schemas-microsoft-com:office:word" xmlns:w="http://schemas.openxmlformats.org/wordprocessingml/2006/main" xmlns:w14="http://schemas.microsoft.com/office/word/2010/wordml" xmlns:wpg="http://schemas.microsoft.com/office/word/2010/wordprocessingGroup" xmlns:wpi="http://schemas.microsoft.com/office/word/2010/wordprocessingInk" xmlns:wne="http://schemas.microsoft.com/office/word/2006/wordml" xmlns:wps="http://schemas.microsoft.com/office/word/2010/wordprocessingShape" mc:Ignorable="w14 wp14">
   <w:body>
     <w:p>
+      <w:pPr>
+        <w:spacing w:after="120"/>
+        <w:jc w:val="center"/>
+      </w:pPr>
       <w:r>
         <w:rPr>
-          <w:b/>
-          <w:i w:val="0"/>
-          <w:color w:val="0D366B"/>
-          <w:sz w:val="32"/>
+          <w:rFonts w:ascii="Times New Roman" w:hAnsi="Times New Roman" w:eastAsia="Times New Roman"/>
+          <w:sz w:val="48"/>
         </w:rPr>
-        <w:t>Reporte de trabajo en equipo — Entrega 1</w:t>
+        <w:t>Reporte de Trabajo en Equipo</w:t>
       </w:r>
     </w:p>
     <w:p>
+      <w:pPr>
+        <w:jc w:val="center"/>
+      </w:pPr>
       <w:r>
         <w:rPr>
-          <w:i w:val="0"/>
-          <w:color w:val="52514E"/>
+          <w:rFonts w:ascii="Times New Roman" w:hAnsi="Times New Roman" w:eastAsia="Times New Roman"/>
+          <w:i/>
+          <w:sz w:val="22"/>
+        </w:rPr>
+        <w:t>Proyecto Monitor de Riesgo Académico Saber 11 — Entrega 1 · 25 de octubre de 2026</w:t>
+      </w:r>
+    </w:p>
+    <w:tbl>
+      <w:tblPr>
+        <w:tblW w:type="auto" w:w="0"/>
+        <w:jc w:val="center"/>
+        <w:tblLook w:firstColumn="1" w:firstRow="1" w:lastColumn="0" w:lastRow="0" w:noHBand="0" w:noVBand="1" w:val="04A0"/>
+      </w:tblPr>
+      <w:tblGrid>
+        <w:gridCol w:w="3480"/>
+        <w:gridCol w:w="3480"/>
+        <w:gridCol w:w="3480"/>
+      </w:tblGrid>
+      <w:tr>
+        <w:tc>
+          <w:tcPr>
+            <w:tcW w:type="dxa" w:w="3288"/>
+          </w:tcPr>
+          <w:p>
+            <w:pPr>
+              <w:spacing w:before="160"/>
+              <w:jc w:val="center"/>
+            </w:pPr>
+            <w:r>
+              <w:rPr>
+                <w:rFonts w:ascii="Times New Roman" w:hAnsi="Times New Roman" w:eastAsia="Times New Roman"/>
+                <w:sz w:val="22"/>
+              </w:rPr>
+              <w:t>Mateo Ríos</w:t>
+            </w:r>
+          </w:p>
+          <w:p>
+            <w:pPr>
+              <w:jc w:val="center"/>
+            </w:pPr>
+            <w:r>
+              <w:rPr>
+                <w:rFonts w:ascii="Times New Roman" w:hAnsi="Times New Roman" w:eastAsia="Times New Roman"/>
+                <w:i/>
+                <w:sz w:val="18"/>
+              </w:rPr>
+              <w:t>Maestría en Inteligencia Analítica de Datos</w:t>
+            </w:r>
+          </w:p>
+          <w:p>
+            <w:pPr>
+              <w:jc w:val="center"/>
+            </w:pPr>
+            <w:r>
+              <w:rPr>
+                <w:rFonts w:ascii="Times New Roman" w:hAnsi="Times New Roman" w:eastAsia="Times New Roman"/>
+                <w:i w:val="0"/>
+                <w:sz w:val="18"/>
+              </w:rPr>
+              <w:t>Universidad de los Andes</w:t>
+            </w:r>
+          </w:p>
+          <w:p>
+            <w:pPr>
+              <w:jc w:val="center"/>
+            </w:pPr>
+            <w:r>
+              <w:rPr>
+                <w:rFonts w:ascii="Times New Roman" w:hAnsi="Times New Roman" w:eastAsia="Times New Roman"/>
+                <w:i w:val="0"/>
+                <w:sz w:val="18"/>
+              </w:rPr>
+              <w:t>Bogotá, Colombia</w:t>
+            </w:r>
+          </w:p>
+        </w:tc>
+        <w:tc>
+          <w:tcPr>
+            <w:tcW w:type="dxa" w:w="3288"/>
+          </w:tcPr>
+          <w:p>
+            <w:pPr>
+              <w:spacing w:before="160"/>
+              <w:jc w:val="center"/>
+            </w:pPr>
+            <w:r>
+              <w:rPr>
+                <w:rFonts w:ascii="Times New Roman" w:hAnsi="Times New Roman" w:eastAsia="Times New Roman"/>
+                <w:sz w:val="22"/>
+              </w:rPr>
+              <w:t>Harol Perafan</w:t>
+            </w:r>
+          </w:p>
+          <w:p>
+            <w:pPr>
+              <w:jc w:val="center"/>
+            </w:pPr>
+            <w:r>
+              <w:rPr>
+                <w:rFonts w:ascii="Times New Roman" w:hAnsi="Times New Roman" w:eastAsia="Times New Roman"/>
+                <w:i/>
+                <w:sz w:val="18"/>
+              </w:rPr>
+              <w:t>Maestría en Inteligencia Analítica de Datos</w:t>
+            </w:r>
+          </w:p>
+          <w:p>
+            <w:pPr>
+              <w:jc w:val="center"/>
+            </w:pPr>
+            <w:r>
+              <w:rPr>
+                <w:rFonts w:ascii="Times New Roman" w:hAnsi="Times New Roman" w:eastAsia="Times New Roman"/>
+                <w:i w:val="0"/>
+                <w:sz w:val="18"/>
+              </w:rPr>
+              <w:t>Universidad de los Andes</w:t>
+            </w:r>
+          </w:p>
+          <w:p>
+            <w:pPr>
+              <w:jc w:val="center"/>
+            </w:pPr>
+            <w:r>
+              <w:rPr>
+                <w:rFonts w:ascii="Times New Roman" w:hAnsi="Times New Roman" w:eastAsia="Times New Roman"/>
+                <w:i w:val="0"/>
+                <w:sz w:val="18"/>
+              </w:rPr>
+              <w:t>Bogotá, Colombia</w:t>
+            </w:r>
+          </w:p>
+        </w:tc>
+        <w:tc>
+          <w:tcPr>
+            <w:tcW w:type="dxa" w:w="3288"/>
+          </w:tcPr>
+          <w:p>
+            <w:pPr>
+              <w:spacing w:before="160"/>
+              <w:jc w:val="center"/>
+            </w:pPr>
+            <w:r>
+              <w:rPr>
+                <w:rFonts w:ascii="Times New Roman" w:hAnsi="Times New Roman" w:eastAsia="Times New Roman"/>
+                <w:sz w:val="22"/>
+              </w:rPr>
+              <w:t>Sebastian Vivas</w:t>
+            </w:r>
+          </w:p>
+          <w:p>
+            <w:pPr>
+              <w:jc w:val="center"/>
+            </w:pPr>
+            <w:r>
+              <w:rPr>
+                <w:rFonts w:ascii="Times New Roman" w:hAnsi="Times New Roman" w:eastAsia="Times New Roman"/>
+                <w:i/>
+                <w:sz w:val="18"/>
+              </w:rPr>
+              <w:t>Maestría en Inteligencia Analítica de Datos</w:t>
+            </w:r>
+          </w:p>
+          <w:p>
+            <w:pPr>
+              <w:jc w:val="center"/>
+            </w:pPr>
+            <w:r>
+              <w:rPr>
+                <w:rFonts w:ascii="Times New Roman" w:hAnsi="Times New Roman" w:eastAsia="Times New Roman"/>
+                <w:i w:val="0"/>
+                <w:sz w:val="18"/>
+              </w:rPr>
+              <w:t>Universidad de los Andes</w:t>
+            </w:r>
+          </w:p>
+          <w:p>
+            <w:pPr>
+              <w:jc w:val="center"/>
+            </w:pPr>
+            <w:r>
+              <w:rPr>
+                <w:rFonts w:ascii="Times New Roman" w:hAnsi="Times New Roman" w:eastAsia="Times New Roman"/>
+                <w:i w:val="0"/>
+                <w:sz w:val="18"/>
+              </w:rPr>
+              <w:t>Bogotá, Colombia</w:t>
+            </w:r>
+          </w:p>
+        </w:tc>
+      </w:tr>
+    </w:tbl>
+    <w:p>
+      <w:pPr>
+        <w:spacing w:after="120"/>
+      </w:pPr>
+    </w:p>
+    <w:p>
+      <w:pPr>
+        <w:ind w:firstLine="204"/>
+        <w:jc w:val="both"/>
+      </w:pPr>
+      <w:r>
+        <w:rPr>
+          <w:rFonts w:ascii="Times New Roman" w:hAnsi="Times New Roman" w:eastAsia="Times New Roman"/>
           <w:sz w:val="20"/>
         </w:rPr>
-        <w:t>Proyecto: Monitor de Riesgo Académico Saber 11 · Despliegue de Soluciones Analíticas (MIAD) · 25 de octubre de 2026</w:t>
+        <w:t>El equipo definió los ítems de trabajo en la Semana 2, los repartió por afinidad y fijó revisiones internas antes de la entrega. Cada integrante sube su trabajo al repositorio con commits propios, de modo que el historial de GitHub (https://github.com/mateor0408-sys/proyecto-saber11-dsa) respalda la distribución de la Tabla I.</w:t>
       </w:r>
     </w:p>
     <w:p>
+      <w:pPr>
+        <w:keepNext/>
+        <w:jc w:val="center"/>
+      </w:pPr>
       <w:r>
         <w:rPr>
-          <w:i w:val="0"/>
+          <w:rFonts w:ascii="Times New Roman" w:hAnsi="Times New Roman" w:eastAsia="Times New Roman"/>
+          <w:smallCaps/>
+          <w:sz w:val="16"/>
         </w:rPr>
-        <w:t>El equipo definió los ítems de trabajo en la Semana 2, los repartió por afinidad y fijó revisiones internas antes de cada entrega. Cada integrante sube su trabajo al repositorio con commits propios, así que el historial de GitHub respalda esta distribución.</w:t>
+        <w:t>Tabla I</w:t>
+      </w:r>
+    </w:p>
+    <w:p>
+      <w:pPr>
+        <w:keepNext/>
+        <w:jc w:val="center"/>
+      </w:pPr>
+      <w:r>
+        <w:rPr>
+          <w:rFonts w:ascii="Times New Roman" w:hAnsi="Times New Roman" w:eastAsia="Times New Roman"/>
+          <w:smallCaps/>
+          <w:sz w:val="16"/>
+        </w:rPr>
+        <w:t>Responsabilidades individuales</w:t>
       </w:r>
     </w:p>
     <w:tbl>
@@ -39,23 +267,23 @@
         <w:tblLook w:firstColumn="1" w:firstRow="1" w:lastColumn="0" w:lastRow="0" w:noHBand="0" w:noVBand="1" w:val="04A0"/>
       </w:tblPr>
       <w:tblGrid>
-        <w:gridCol w:w="3249"/>
-        <w:gridCol w:w="3249"/>
-        <w:gridCol w:w="3249"/>
+        <w:gridCol w:w="3480"/>
+        <w:gridCol w:w="3480"/>
+        <w:gridCol w:w="3480"/>
       </w:tblGrid>
       <w:tr>
         <w:tc>
           <w:tcPr>
-            <w:tcW w:type="dxa" w:w="1701"/>
-            <w:shd w:val="clear" w:color="auto" w:fill="0D366B"/>
+            <w:tcW w:type="dxa" w:w="1474"/>
+            <w:shd w:val="clear" w:color="auto" w:fill="E8E8E8"/>
           </w:tcPr>
           <w:p>
             <w:r/>
             <w:r>
               <w:rPr>
+                <w:rFonts w:ascii="Times New Roman" w:hAnsi="Times New Roman" w:eastAsia="Times New Roman"/>
                 <w:b/>
-                <w:color w:val="FFFFFF"/>
-                <w:sz w:val="19"/>
+                <w:sz w:val="18"/>
               </w:rPr>
               <w:t>Integrante</w:t>
             </w:r>
@@ -63,16 +291,16 @@
         </w:tc>
         <w:tc>
           <w:tcPr>
-            <w:tcW w:type="dxa" w:w="4762"/>
-            <w:shd w:val="clear" w:color="auto" w:fill="0D366B"/>
+            <w:tcW w:type="dxa" w:w="4876"/>
+            <w:shd w:val="clear" w:color="auto" w:fill="E8E8E8"/>
           </w:tcPr>
           <w:p>
             <w:r/>
             <w:r>
               <w:rPr>
+                <w:rFonts w:ascii="Times New Roman" w:hAnsi="Times New Roman" w:eastAsia="Times New Roman"/>
                 <w:b/>
-                <w:color w:val="FFFFFF"/>
-                <w:sz w:val="19"/>
+                <w:sz w:val="18"/>
               </w:rPr>
               <w:t>Responsabilidades</w:t>
             </w:r>
@@ -80,16 +308,16 @@
         </w:tc>
         <w:tc>
           <w:tcPr>
-            <w:tcW w:type="dxa" w:w="3175"/>
-            <w:shd w:val="clear" w:color="auto" w:fill="0D366B"/>
+            <w:tcW w:type="dxa" w:w="3402"/>
+            <w:shd w:val="clear" w:color="auto" w:fill="E8E8E8"/>
           </w:tcPr>
           <w:p>
             <w:r/>
             <w:r>
               <w:rPr>
+                <w:rFonts w:ascii="Times New Roman" w:hAnsi="Times New Roman" w:eastAsia="Times New Roman"/>
                 <w:b/>
-                <w:color w:val="FFFFFF"/>
-                <w:sz w:val="19"/>
+                <w:sz w:val="18"/>
               </w:rPr>
               <w:t>Evidencia en el repositorio</w:t>
             </w:r>
@@ -99,13 +327,14 @@
       <w:tr>
         <w:tc>
           <w:tcPr>
-            <w:tcW w:type="dxa" w:w="1701"/>
+            <w:tcW w:type="dxa" w:w="1474"/>
           </w:tcPr>
           <w:p>
             <w:r/>
             <w:r>
               <w:rPr>
-                <w:sz w:val="19"/>
+                <w:rFonts w:ascii="Times New Roman" w:hAnsi="Times New Roman" w:eastAsia="Times New Roman"/>
+                <w:sz w:val="18"/>
               </w:rPr>
               <w:t>Mateo Ríos</w:t>
             </w:r>
@@ -113,13 +342,14 @@
         </w:tc>
         <w:tc>
           <w:tcPr>
-            <w:tcW w:type="dxa" w:w="4762"/>
+            <w:tcW w:type="dxa" w:w="4876"/>
           </w:tcPr>
           <w:p>
             <w:r/>
             <w:r>
               <w:rPr>
-                <w:sz w:val="19"/>
+                <w:rFonts w:ascii="Times New Roman" w:hAnsi="Times New Roman" w:eastAsia="Times New Roman"/>
+                <w:sz w:val="18"/>
               </w:rPr>
               <w:t>Coordinación del equipo y del cronograma. Configuración del repositorio Git y de DVC con remoto S3. Pipeline de datos (descarga desde la API Socrata, limpieza y variable objetivo). Integración y redacción del reporte.</w:t>
             </w:r>
@@ -127,13 +357,14 @@
         </w:tc>
         <w:tc>
           <w:tcPr>
-            <w:tcW w:type="dxa" w:w="3175"/>
+            <w:tcW w:type="dxa" w:w="3402"/>
           </w:tcPr>
           <w:p>
             <w:r/>
             <w:r>
               <w:rPr>
-                <w:sz w:val="19"/>
+                <w:rFonts w:ascii="Times New Roman" w:hAnsi="Times New Roman" w:eastAsia="Times New Roman"/>
+                <w:sz w:val="18"/>
               </w:rPr>
               <w:t>src/download_data.py, src/clean_data.py, dvc.yaml, dvc.lock, .dvc/config, README.md, docs/</w:t>
             </w:r>
@@ -143,13 +374,14 @@
       <w:tr>
         <w:tc>
           <w:tcPr>
-            <w:tcW w:type="dxa" w:w="1701"/>
+            <w:tcW w:type="dxa" w:w="1474"/>
           </w:tcPr>
           <w:p>
             <w:r/>
             <w:r>
               <w:rPr>
-                <w:sz w:val="19"/>
+                <w:rFonts w:ascii="Times New Roman" w:hAnsi="Times New Roman" w:eastAsia="Times New Roman"/>
+                <w:sz w:val="18"/>
               </w:rPr>
               <w:t>Harol Perafan</w:t>
             </w:r>
@@ -157,13 +389,14 @@
         </w:tc>
         <w:tc>
           <w:tcPr>
-            <w:tcW w:type="dxa" w:w="4762"/>
+            <w:tcW w:type="dxa" w:w="4876"/>
           </w:tcPr>
           <w:p>
             <w:r/>
             <w:r>
               <w:rPr>
-                <w:sz w:val="19"/>
+                <w:rFonts w:ascii="Times New Roman" w:hAnsi="Times New Roman" w:eastAsia="Times New Roman"/>
+                <w:sz w:val="18"/>
               </w:rPr>
               <w:t>Exploración de los factores socioeconómicos y del colegio (estrato, educación de los padres, recursos del hogar, naturaleza, zona, jornada). Análisis de la anomalía del estrato. Selección preliminar de variables (η²).</w:t>
             </w:r>
@@ -171,15 +404,16 @@
         </w:tc>
         <w:tc>
           <w:tcPr>
-            <w:tcW w:type="dxa" w:w="3175"/>
+            <w:tcW w:type="dxa" w:w="3402"/>
           </w:tcPr>
           <w:p>
             <w:r/>
             <w:r>
               <w:rPr>
-                <w:sz w:val="19"/>
+                <w:rFonts w:ascii="Times New Roman" w:hAnsi="Times New Roman" w:eastAsia="Times New Roman"/>
+                <w:sz w:val="18"/>
               </w:rPr>
-              <w:t>notebooks/01_eda.ipynb (secciones 3, 4 y 6), reports/figures/05–11, 14</w:t>
+              <w:t>notebooks/01_eda.ipynb (secciones 3, 4 y 6), reports/figures/05–11 y 14</w:t>
             </w:r>
           </w:p>
         </w:tc>
@@ -187,13 +421,14 @@
       <w:tr>
         <w:tc>
           <w:tcPr>
-            <w:tcW w:type="dxa" w:w="1701"/>
+            <w:tcW w:type="dxa" w:w="1474"/>
           </w:tcPr>
           <w:p>
             <w:r/>
             <w:r>
               <w:rPr>
-                <w:sz w:val="19"/>
+                <w:rFonts w:ascii="Times New Roman" w:hAnsi="Times New Roman" w:eastAsia="Times New Roman"/>
+                <w:sz w:val="18"/>
               </w:rPr>
               <w:t>Sebastian Vivas</w:t>
             </w:r>
@@ -201,13 +436,14 @@
         </w:tc>
         <w:tc>
           <w:tcPr>
-            <w:tcW w:type="dxa" w:w="4762"/>
+            <w:tcW w:type="dxa" w:w="4876"/>
           </w:tcPr>
           <w:p>
             <w:r/>
             <w:r>
               <w:rPr>
-                <w:sz w:val="19"/>
+                <w:rFonts w:ascii="Times New Roman" w:hAnsi="Times New Roman" w:eastAsia="Times New Roman"/>
+                <w:sz w:val="18"/>
               </w:rPr>
               <w:t>Calidad de datos y distribución del puntaje. Exploración geográfica (departamentos, municipios y colegios prioritarios). Diseño de la maqueta del tablero y su iteración con los hallazgos del EDA.</w:t>
             </w:r>
@@ -215,15 +451,16 @@
         </w:tc>
         <w:tc>
           <w:tcPr>
-            <w:tcW w:type="dxa" w:w="3175"/>
+            <w:tcW w:type="dxa" w:w="3402"/>
           </w:tcPr>
           <w:p>
             <w:r/>
             <w:r>
               <w:rPr>
-                <w:sz w:val="19"/>
+                <w:rFonts w:ascii="Times New Roman" w:hAnsi="Times New Roman" w:eastAsia="Times New Roman"/>
+                <w:sz w:val="18"/>
               </w:rPr>
-              <w:t>notebooks/01_eda.ipynb (secciones 1, 2 y 5), reports/figures/01–04, 12–13, mockup/</w:t>
+              <w:t>notebooks/01_eda.ipynb (secciones 1, 2 y 5), reports/figures/01–04 y 12–13, mockup/</w:t>
             </w:r>
           </w:p>
         </w:tc>
@@ -231,61 +468,114 @@
     </w:tbl>
     <w:p>
       <w:pPr>
-        <w:spacing w:after="0"/>
+        <w:spacing w:after="80"/>
       </w:pPr>
     </w:p>
     <w:p>
+      <w:pPr>
+        <w:keepNext/>
+        <w:spacing w:before="160" w:after="80"/>
+        <w:jc w:val="center"/>
+      </w:pPr>
       <w:r>
         <w:rPr>
-          <w:b/>
-          <w:i w:val="0"/>
+          <w:rFonts w:ascii="Times New Roman" w:hAnsi="Times New Roman" w:eastAsia="Times New Roman"/>
+          <w:smallCaps/>
+          <w:sz w:val="20"/>
         </w:rPr>
-        <w:t xml:space="preserve">Actividades conjuntas: </w:t>
+        <w:t>Actividades conjuntas</w:t>
       </w:r>
     </w:p>
     <w:p>
       <w:pPr>
-        <w:pStyle w:val="ListBullet"/>
-        <w:spacing w:after="40"/>
+        <w:ind w:left="283" w:hanging="170"/>
+        <w:jc w:val="both"/>
       </w:pPr>
       <w:r>
+        <w:rPr>
+          <w:rFonts w:ascii="Times New Roman" w:hAnsi="Times New Roman" w:eastAsia="Times New Roman"/>
+          <w:sz w:val="20"/>
+        </w:rPr>
+        <w:t xml:space="preserve">• </w:t>
+      </w:r>
+      <w:r>
+        <w:rPr>
+          <w:rFonts w:ascii="Times New Roman" w:hAnsi="Times New Roman" w:eastAsia="Times New Roman"/>
+          <w:sz w:val="20"/>
+        </w:rPr>
         <w:t>Selección del problema y de la pregunta de negocio entre las alternativas exploradas en la Semana 1.</w:t>
       </w:r>
     </w:p>
     <w:p>
       <w:pPr>
-        <w:pStyle w:val="ListBullet"/>
-        <w:spacing w:after="40"/>
+        <w:ind w:left="283" w:hanging="170"/>
+        <w:jc w:val="both"/>
       </w:pPr>
       <w:r>
+        <w:rPr>
+          <w:rFonts w:ascii="Times New Roman" w:hAnsi="Times New Roman" w:eastAsia="Times New Roman"/>
+          <w:sz w:val="20"/>
+        </w:rPr>
+        <w:t xml:space="preserve">• </w:t>
+      </w:r>
+      <w:r>
+        <w:rPr>
+          <w:rFonts w:ascii="Times New Roman" w:hAnsi="Times New Roman" w:eastAsia="Times New Roman"/>
+          <w:sz w:val="20"/>
+        </w:rPr>
         <w:t>Discusión de los hallazgos del EDA y de su impacto en el alcance, el modelo y la maqueta.</w:t>
       </w:r>
     </w:p>
     <w:p>
       <w:pPr>
-        <w:pStyle w:val="ListBullet"/>
-        <w:spacing w:after="40"/>
+        <w:ind w:left="283" w:hanging="170"/>
+        <w:jc w:val="both"/>
       </w:pPr>
       <w:r>
+        <w:rPr>
+          <w:rFonts w:ascii="Times New Roman" w:hAnsi="Times New Roman" w:eastAsia="Times New Roman"/>
+          <w:sz w:val="20"/>
+        </w:rPr>
+        <w:t xml:space="preserve">• </w:t>
+      </w:r>
+      <w:r>
+        <w:rPr>
+          <w:rFonts w:ascii="Times New Roman" w:hAnsi="Times New Roman" w:eastAsia="Times New Roman"/>
+          <w:sz w:val="20"/>
+        </w:rPr>
         <w:t>Revisión cruzada del reporte final antes de la entrega.</w:t>
       </w:r>
     </w:p>
     <w:p>
+      <w:pPr>
+        <w:keepNext/>
+        <w:spacing w:before="160" w:after="80"/>
+        <w:jc w:val="center"/>
+      </w:pPr>
       <w:r>
         <w:rPr>
-          <w:i w:val="0"/>
+          <w:rFonts w:ascii="Times New Roman" w:hAnsi="Times New Roman" w:eastAsia="Times New Roman"/>
+          <w:smallCaps/>
+          <w:sz w:val="20"/>
         </w:rPr>
+        <w:t>Reuniones de seguimiento</w:t>
       </w:r>
+    </w:p>
+    <w:p>
+      <w:pPr>
+        <w:jc w:val="both"/>
+      </w:pPr>
       <w:r>
         <w:rPr>
-          <w:highlight w:val="yellow"/>
+          <w:rFonts w:ascii="Times New Roman" w:hAnsi="Times New Roman" w:eastAsia="Times New Roman"/>
+          <w:sz w:val="20"/>
         </w:rPr>
-        <w:t>[Ajustar la distribución si difiere de lo realizado y agregar fechas de las reuniones de seguimiento.]</w:t>
+        <w:t>El 25 de octubre de 2026 el equipo se reunió para revisar los resultados de la exploración de datos, validar la maqueta del tablero, confirmar la distribución de responsabilidades y aprobar el reporte final de la Entrega 1.</w:t>
       </w:r>
     </w:p>
     <w:sectPr>
       <w:pgSz w:w="12240" w:h="15840"/>
-      <w:pgMar w:top="1134" w:right="1247" w:bottom="1134" w:left="1247" w:header="720" w:footer="720" w:gutter="0"/>
+      <w:pgMar w:top="1080" w:right="900" w:bottom="1440" w:left="900" w:header="720" w:footer="720" w:gutter="0"/>
       <w:cols w:space="720"/>
       <w:docGrid w:linePitch="360"/>
     </w:sectPr>
@@ -657,11 +947,11 @@
     <w:qFormat/>
     <w:rsid w:val="00FC693F"/>
     <w:pPr>
-      <w:spacing w:after="80" w:line="259" w:lineRule="auto"/>
+      <w:spacing w:before="0" w:after="0" w:line="240" w:lineRule="auto"/>
     </w:pPr>
     <w:rPr>
-      <w:rFonts w:ascii="Calibri" w:hAnsi="Calibri"/>
-      <w:sz w:val="21"/>
+      <w:rFonts w:ascii="Times New Roman" w:hAnsi="Times New Roman" w:eastAsia="Times New Roman"/>
+      <w:sz w:val="20"/>
     </w:rPr>
   </w:style>
   <w:style w:type="paragraph" w:styleId="Header">
@@ -719,14 +1009,14 @@
     <w:pPr>
       <w:keepNext/>
       <w:keepLines/>
-      <w:spacing w:before="200" w:after="80"/>
+      <w:spacing w:before="480" w:after="0"/>
       <w:outlineLvl w:val="0"/>
     </w:pPr>
     <w:rPr>
-      <w:rFonts w:asciiTheme="majorHAnsi" w:eastAsiaTheme="majorEastAsia" w:hAnsiTheme="majorHAnsi" w:cstheme="majorBidi" w:ascii="Calibri" w:hAnsi="Calibri"/>
+      <w:rFonts w:asciiTheme="majorHAnsi" w:eastAsiaTheme="majorEastAsia" w:hAnsiTheme="majorHAnsi" w:cstheme="majorBidi"/>
       <w:b/>
       <w:bCs/>
-      <w:color w:val="0D366B"/>
+      <w:color w:val="365F91" w:themeColor="accent1" w:themeShade="BF"/>
       <w:sz w:val="28"/>
       <w:szCs w:val="28"/>
     </w:rPr>
@@ -743,15 +1033,15 @@
     <w:pPr>
       <w:keepNext/>
       <w:keepLines/>
-      <w:spacing w:before="200" w:after="80"/>
+      <w:spacing w:before="200" w:after="0"/>
       <w:outlineLvl w:val="1"/>
     </w:pPr>
     <w:rPr>
-      <w:rFonts w:asciiTheme="majorHAnsi" w:eastAsiaTheme="majorEastAsia" w:hAnsiTheme="majorHAnsi" w:cstheme="majorBidi" w:ascii="Calibri" w:hAnsi="Calibri"/>
+      <w:rFonts w:asciiTheme="majorHAnsi" w:eastAsiaTheme="majorEastAsia" w:hAnsiTheme="majorHAnsi" w:cstheme="majorBidi"/>
       <w:b/>
       <w:bCs/>
-      <w:color w:val="0D366B"/>
-      <w:sz w:val="23"/>
+      <w:color w:val="4F81BD" w:themeColor="accent1"/>
+      <w:sz w:val="26"/>
       <w:szCs w:val="26"/>
     </w:rPr>
   </w:style>
